--- a/projects/hospital-comparability/downloads/hospital-comparability-supplement.docx
+++ b/projects/hospital-comparability/downloads/hospital-comparability-supplement.docx
@@ -32687,7 +32687,7 @@
     </w:p>
     <w:p>
       <w:r>
-        <w:t>Source: outputs/validation/raw_reconstruction.csv. Each record was re-read from the raw CSV bytes with an independent parser and 14 fields were compared.</w:t>
+        <w:t>Source: outputs/validation/raw_reconstruction.csv. Each record was re-read from the raw CSV bytes with a second, minimal parser that does not use the pipeline's loader, and 14 fields were compared.</w:t>
       </w:r>
     </w:p>
     <w:tbl>
@@ -38730,7 +38730,7 @@
               <w:rPr>
                 <w:sz w:val="16"/>
               </w:rPr>
-              <w:t>24 prespecified records reconstructed from raw CSV bytes with an independent parser</w:t>
+              <w:t>24 prespecified records reconstructed from raw CSV bytes with a second, minimal parser</w:t>
             </w:r>
           </w:p>
         </w:tc>
